--- a/ind/docx/09.content.docx
+++ b/ind/docx/09.content.docx
@@ -19,7 +19,7 @@
         <w:rPr>
           <w:lang w:val="id_ID" w:bidi="id_ID"/>
         </w:rPr>
-        <w:t>Resource: Tyndale Open Study Notes</w:t>
+        <w:t>Resource: Aquifer Open Study Notes (Book Intros)</w:t>
       </w:r>
       <w:r>
         <w:rPr>
@@ -112,7 +112,7 @@
         <w:rPr>
           <w:lang w:val="id_ID" w:bidi="id_ID"/>
         </w:rPr>
-        <w:t>Tyndale Open Study Notes</w:t>
+        <w:t>Aquifer Open Study Notes (Book Intros)</w:t>
       </w:r>
     </w:p>
     <w:p>

--- a/ind/docx/09.content.docx
+++ b/ind/docx/09.content.docx
@@ -258,72 +258,48 @@
         </w:rPr>
         <w:t>Musa telah terlebih dahulu menyatakan bahwa orang Israel akan meminta seorang raja untuk memerintah mereka (</w:t>
       </w:r>
-      <w:hyperlink r:id="rId13">
-        <w:r>
-          <w:rPr>
-            <w:lang w:val="id_ID" w:bidi="id_ID"/>
-          </w:rPr>
-          <w:rPr>
-            <w:color w:val="0000EE"/>
-            <w:u w:val="single"/>
-          </w:rPr>
-          <w:t>Ul. 17:14–20</w:t>
-        </w:r>
-      </w:hyperlink>
+      <w:r>
+        <w:rPr>
+          <w:lang w:val="id_ID" w:bidi="id_ID"/>
+        </w:rPr>
+        <w:t>Ul. 17:14–20</w:t>
+      </w:r>
       <w:r>
         <w:rPr>
           <w:lang w:val="id_ID" w:bidi="id_ID"/>
         </w:rPr>
         <w:t>). Allah menetapkan beberapa persyaratan untuk seorang raja (</w:t>
       </w:r>
-      <w:hyperlink r:id="rId14">
-        <w:r>
-          <w:rPr>
-            <w:lang w:val="id_ID" w:bidi="id_ID"/>
-          </w:rPr>
-          <w:rPr>
-            <w:color w:val="0000EE"/>
-            <w:u w:val="single"/>
-          </w:rPr>
-          <w:t>Ul. 17:15</w:t>
-        </w:r>
-      </w:hyperlink>
+      <w:r>
+        <w:rPr>
+          <w:lang w:val="id_ID" w:bidi="id_ID"/>
+        </w:rPr>
+        <w:t>Ul. 17:15</w:t>
+      </w:r>
       <w:r>
         <w:rPr>
           <w:lang w:val="id_ID" w:bidi="id_ID"/>
         </w:rPr>
         <w:t>) tetapi juga memperingatkan tentang kejahatan yang umumnya terkait dengan raja manusia. Seorang raja mungkin menginginkan banyak kuda, banyak istri, dan sejumlah besar emas dan perak (</w:t>
       </w:r>
-      <w:hyperlink r:id="rId15">
-        <w:r>
-          <w:rPr>
-            <w:lang w:val="id_ID" w:bidi="id_ID"/>
-          </w:rPr>
-          <w:rPr>
-            <w:color w:val="0000EE"/>
-            <w:u w:val="single"/>
-          </w:rPr>
-          <w:t>Ul. 17:16–17</w:t>
-        </w:r>
-      </w:hyperlink>
+      <w:r>
+        <w:rPr>
+          <w:lang w:val="id_ID" w:bidi="id_ID"/>
+        </w:rPr>
+        <w:t>Ul. 17:16–17</w:t>
+      </w:r>
       <w:r>
         <w:rPr>
           <w:lang w:val="id_ID" w:bidi="id_ID"/>
         </w:rPr>
         <w:t>). Untuk mengurangi kecenderungan ini, Allah memerintahkan bahwa setiap raja Israel harus mempelajari hukum Allah (</w:t>
       </w:r>
-      <w:hyperlink r:id="rId16">
-        <w:r>
-          <w:rPr>
-            <w:lang w:val="id_ID" w:bidi="id_ID"/>
-          </w:rPr>
-          <w:rPr>
-            <w:color w:val="0000EE"/>
-            <w:u w:val="single"/>
-          </w:rPr>
-          <w:t>Ul. 17:18–20</w:t>
-        </w:r>
-      </w:hyperlink>
+      <w:r>
+        <w:rPr>
+          <w:lang w:val="id_ID" w:bidi="id_ID"/>
+        </w:rPr>
+        <w:t>Ul. 17:18–20</w:t>
+      </w:r>
       <w:r>
         <w:rPr>
           <w:lang w:val="id_ID" w:bidi="id_ID"/>
@@ -344,18 +320,12 @@
         </w:rPr>
         <w:t xml:space="preserve">Selama masa para hakim, suku-suku Israel mengalami kekurangan persatuan (lihat </w:t>
       </w:r>
-      <w:hyperlink r:id="rId17">
-        <w:r>
-          <w:rPr>
-            <w:lang w:val="id_ID" w:bidi="id_ID"/>
-          </w:rPr>
-          <w:rPr>
-            <w:color w:val="0000EE"/>
-            <w:u w:val="single"/>
-          </w:rPr>
-          <w:t>Hak. 17–21</w:t>
-        </w:r>
-      </w:hyperlink>
+      <w:r>
+        <w:rPr>
+          <w:lang w:val="id_ID" w:bidi="id_ID"/>
+        </w:rPr>
+        <w:t>Hak. 17–21</w:t>
+      </w:r>
       <w:r>
         <w:rPr>
           <w:lang w:val="id_ID" w:bidi="id_ID"/>
@@ -376,72 +346,48 @@
         </w:rPr>
         <w:t>Gideon, yang menjadi hakim atas Israel sekitar seratus tahun sebelum masa Samuel, telah bertindak seperti seorang raja. Gideon menolak undangan untuk meresmikan sebuah dinasti turun-temurun (</w:t>
       </w:r>
-      <w:hyperlink r:id="rId18">
-        <w:r>
-          <w:rPr>
-            <w:lang w:val="id_ID" w:bidi="id_ID"/>
-          </w:rPr>
-          <w:rPr>
-            <w:color w:val="0000EE"/>
-            <w:u w:val="single"/>
-          </w:rPr>
-          <w:t>Hak. 8:22–23</w:t>
-        </w:r>
-      </w:hyperlink>
+      <w:r>
+        <w:rPr>
+          <w:lang w:val="id_ID" w:bidi="id_ID"/>
+        </w:rPr>
+        <w:t>Hak. 8:22–23</w:t>
+      </w:r>
       <w:r>
         <w:rPr>
           <w:lang w:val="id_ID" w:bidi="id_ID"/>
         </w:rPr>
         <w:t>), tetapi ia mulai bertindak seperti raja: Ia mengumpulkan emas dan menggunakannya untuk membangun sebuah berhala agama (</w:t>
       </w:r>
-      <w:hyperlink r:id="rId19">
-        <w:r>
-          <w:rPr>
-            <w:lang w:val="id_ID" w:bidi="id_ID"/>
-          </w:rPr>
-          <w:rPr>
-            <w:color w:val="0000EE"/>
-            <w:u w:val="single"/>
-          </w:rPr>
-          <w:t>Hak. 8:24–27</w:t>
-        </w:r>
-      </w:hyperlink>
+      <w:r>
+        <w:rPr>
+          <w:lang w:val="id_ID" w:bidi="id_ID"/>
+        </w:rPr>
+        <w:t>Hak. 8:24–27</w:t>
+      </w:r>
       <w:r>
         <w:rPr>
           <w:lang w:val="id_ID" w:bidi="id_ID"/>
         </w:rPr>
         <w:t>), ia memiliki banyak istri (</w:t>
       </w:r>
-      <w:hyperlink r:id="rId20">
-        <w:r>
-          <w:rPr>
-            <w:lang w:val="id_ID" w:bidi="id_ID"/>
-          </w:rPr>
-          <w:rPr>
-            <w:color w:val="0000EE"/>
-            <w:u w:val="single"/>
-          </w:rPr>
-          <w:t>Hak. 8:30</w:t>
-        </w:r>
-      </w:hyperlink>
+      <w:r>
+        <w:rPr>
+          <w:lang w:val="id_ID" w:bidi="id_ID"/>
+        </w:rPr>
+        <w:t>Hak. 8:30</w:t>
+      </w:r>
       <w:r>
         <w:rPr>
           <w:lang w:val="id_ID" w:bidi="id_ID"/>
         </w:rPr>
         <w:t>), dan bahkan menamai salah satu putranya Abimelekh, yang berarti "bapaku adalah raja" (</w:t>
       </w:r>
-      <w:hyperlink r:id="rId21">
-        <w:r>
-          <w:rPr>
-            <w:lang w:val="id_ID" w:bidi="id_ID"/>
-          </w:rPr>
-          <w:rPr>
-            <w:color w:val="0000EE"/>
-            <w:u w:val="single"/>
-          </w:rPr>
-          <w:t>Hak. 8:31</w:t>
-        </w:r>
-      </w:hyperlink>
+      <w:r>
+        <w:rPr>
+          <w:lang w:val="id_ID" w:bidi="id_ID"/>
+        </w:rPr>
+        <w:t>Hak. 8:31</w:t>
+      </w:r>
       <w:r>
         <w:rPr>
           <w:lang w:val="id_ID" w:bidi="id_ID"/>
@@ -473,126 +419,84 @@
         </w:rPr>
         <w:t xml:space="preserve">Dalam </w:t>
       </w:r>
-      <w:hyperlink r:id="rId22">
-        <w:r>
-          <w:rPr>
-            <w:lang w:val="id_ID" w:bidi="id_ID"/>
-          </w:rPr>
-          <w:rPr>
-            <w:color w:val="0000EE"/>
-            <w:u w:val="single"/>
-          </w:rPr>
-          <w:t>1 Samuel 1–7</w:t>
-        </w:r>
-      </w:hyperlink>
+      <w:r>
+        <w:rPr>
+          <w:lang w:val="id_ID" w:bidi="id_ID"/>
+        </w:rPr>
+        <w:t>1 Samuel 1–7</w:t>
+      </w:r>
       <w:r>
         <w:rPr>
           <w:lang w:val="id_ID" w:bidi="id_ID"/>
         </w:rPr>
         <w:t>, Samuel tampil sebagai hakim dan nabi Allah. Samuel lahir dari seorang wanita saleh bernama Hana, yang sebelumnya mandul (</w:t>
       </w:r>
-      <w:hyperlink r:id="rId23">
-        <w:r>
-          <w:rPr>
-            <w:lang w:val="id_ID" w:bidi="id_ID"/>
-          </w:rPr>
-          <w:rPr>
-            <w:color w:val="0000EE"/>
-            <w:u w:val="single"/>
-          </w:rPr>
-          <w:t>1:1–23</w:t>
-        </w:r>
-      </w:hyperlink>
+      <w:r>
+        <w:rPr>
+          <w:lang w:val="id_ID" w:bidi="id_ID"/>
+        </w:rPr>
+        <w:t>1:1–23</w:t>
+      </w:r>
       <w:r>
         <w:rPr>
           <w:lang w:val="id_ID" w:bidi="id_ID"/>
         </w:rPr>
         <w:t>). Sebagai seorang anak kecil, Samuel, seorang Lewi, (</w:t>
       </w:r>
-      <w:hyperlink r:id="rId24">
-        <w:r>
-          <w:rPr>
-            <w:lang w:val="id_ID" w:bidi="id_ID"/>
-          </w:rPr>
-          <w:rPr>
-            <w:color w:val="0000EE"/>
-            <w:u w:val="single"/>
-          </w:rPr>
-          <w:t>1Taw. 6:33–34</w:t>
-        </w:r>
-      </w:hyperlink>
+      <w:r>
+        <w:rPr>
+          <w:lang w:val="id_ID" w:bidi="id_ID"/>
+        </w:rPr>
+        <w:t>1Taw. 6:33–34</w:t>
+      </w:r>
       <w:r>
         <w:rPr>
           <w:lang w:val="id_ID" w:bidi="id_ID"/>
         </w:rPr>
         <w:t>) menjadi murid di Kemah Suci di bawah pengawasan imam Eli (</w:t>
       </w:r>
-      <w:hyperlink r:id="rId25">
-        <w:r>
-          <w:rPr>
-            <w:lang w:val="id_ID" w:bidi="id_ID"/>
-          </w:rPr>
-          <w:rPr>
-            <w:color w:val="0000EE"/>
-            <w:u w:val="single"/>
-          </w:rPr>
-          <w:t>1Sam. 1:24–3:18</w:t>
-        </w:r>
-      </w:hyperlink>
+      <w:r>
+        <w:rPr>
+          <w:lang w:val="id_ID" w:bidi="id_ID"/>
+        </w:rPr>
+        <w:t>1Sam. 1:24–3:18</w:t>
+      </w:r>
       <w:r>
         <w:rPr>
           <w:lang w:val="id_ID" w:bidi="id_ID"/>
         </w:rPr>
         <w:t>). Meskipun mungkin dilatih untuk menjadi asisten di Kemah Suci, Samuel justru menjadi nabi dengan reputasi yang semakin berkembang (</w:t>
       </w:r>
-      <w:hyperlink r:id="rId26">
-        <w:r>
-          <w:rPr>
-            <w:lang w:val="id_ID" w:bidi="id_ID"/>
-          </w:rPr>
-          <w:rPr>
-            <w:color w:val="0000EE"/>
-            <w:u w:val="single"/>
-          </w:rPr>
-          <w:t>1Sam. 3:19–4:1</w:t>
-        </w:r>
-      </w:hyperlink>
+      <w:r>
+        <w:rPr>
+          <w:lang w:val="id_ID" w:bidi="id_ID"/>
+        </w:rPr>
+        <w:t>1Sam. 3:19–4:1</w:t>
+      </w:r>
       <w:r>
         <w:rPr>
           <w:lang w:val="id_ID" w:bidi="id_ID"/>
         </w:rPr>
         <w:t>a). Tampaknya, ia belum menonjol dalam kehidupan nasional Israel ketika orang Filistin mengganggu bangsa Israel dan merebut Tabut Perjanjian (</w:t>
       </w:r>
-      <w:hyperlink r:id="rId27">
-        <w:r>
-          <w:rPr>
-            <w:lang w:val="id_ID" w:bidi="id_ID"/>
-          </w:rPr>
-          <w:rPr>
-            <w:color w:val="0000EE"/>
-            <w:u w:val="single"/>
-          </w:rPr>
-          <w:t>1Sam. 4:1–7:2</w:t>
-        </w:r>
-      </w:hyperlink>
+      <w:r>
+        <w:rPr>
+          <w:lang w:val="id_ID" w:bidi="id_ID"/>
+        </w:rPr>
+        <w:t>1Sam. 4:1–7:2</w:t>
+      </w:r>
       <w:r>
         <w:rPr>
           <w:lang w:val="id_ID" w:bidi="id_ID"/>
         </w:rPr>
         <w:t xml:space="preserve">), karena ia tidak ada dalam narasi tersebut. Dalam Pasal </w:t>
       </w:r>
-      <w:hyperlink r:id="rId28">
-        <w:r>
-          <w:rPr>
-            <w:lang w:val="id_ID" w:bidi="id_ID"/>
-          </w:rPr>
-          <w:rPr>
-            <w:color w:val="0000EE"/>
-            <w:u w:val="single"/>
-          </w:rPr>
-          <w:t>7</w:t>
-        </w:r>
-      </w:hyperlink>
+      <w:r>
+        <w:rPr>
+          <w:lang w:val="id_ID" w:bidi="id_ID"/>
+        </w:rPr>
+        <w:t>7</w:t>
+      </w:r>
       <w:r>
         <w:rPr>
           <w:lang w:val="id_ID" w:bidi="id_ID"/>
@@ -613,72 +517,48 @@
         </w:rPr>
         <w:t>Kepemimpinan Samuel sebagai orang Lewi, nabi, dan hakim mencakup semua aspek kehidupan publik. Namun, anak-anaknya tidak terbukti layak untuk melanjutkan perannya (</w:t>
       </w:r>
-      <w:hyperlink r:id="rId29">
-        <w:r>
-          <w:rPr>
-            <w:lang w:val="id_ID" w:bidi="id_ID"/>
-          </w:rPr>
-          <w:rPr>
-            <w:color w:val="0000EE"/>
-            <w:u w:val="single"/>
-          </w:rPr>
-          <w:t>1Sam. 8:1–3</w:t>
-        </w:r>
-      </w:hyperlink>
+      <w:r>
+        <w:rPr>
+          <w:lang w:val="id_ID" w:bidi="id_ID"/>
+        </w:rPr>
+        <w:t>1Sam. 8:1–3</w:t>
+      </w:r>
       <w:r>
         <w:rPr>
           <w:lang w:val="id_ID" w:bidi="id_ID"/>
         </w:rPr>
         <w:t>), sehingga Israel meminta Samuel untuk menunjuk seorang raja untuk memimpin mereka, seperti bangsa-bangsa lain. Samuel dengan tegas menentang permintaan tersebut (</w:t>
       </w:r>
-      <w:hyperlink r:id="rId30">
-        <w:r>
-          <w:rPr>
-            <w:lang w:val="id_ID" w:bidi="id_ID"/>
-          </w:rPr>
-          <w:rPr>
-            <w:color w:val="0000EE"/>
-            <w:u w:val="single"/>
-          </w:rPr>
-          <w:t>1Sam. 8:10–21</w:t>
-        </w:r>
-      </w:hyperlink>
+      <w:r>
+        <w:rPr>
+          <w:lang w:val="id_ID" w:bidi="id_ID"/>
+        </w:rPr>
+        <w:t>1Sam. 8:10–21</w:t>
+      </w:r>
       <w:r>
         <w:rPr>
           <w:lang w:val="id_ID" w:bidi="id_ID"/>
         </w:rPr>
         <w:t xml:space="preserve">), tetapi Tuhan memerintahkan Samuel untuk mengurapi Saul sebagai raja (pasal </w:t>
       </w:r>
-      <w:hyperlink r:id="rId31">
-        <w:r>
-          <w:rPr>
-            <w:lang w:val="id_ID" w:bidi="id_ID"/>
-          </w:rPr>
-          <w:rPr>
-            <w:color w:val="0000EE"/>
-            <w:u w:val="single"/>
-          </w:rPr>
-          <w:t>9–10</w:t>
-        </w:r>
-      </w:hyperlink>
+      <w:r>
+        <w:rPr>
+          <w:lang w:val="id_ID" w:bidi="id_ID"/>
+        </w:rPr>
+        <w:t>9–10</w:t>
+      </w:r>
       <w:r>
         <w:rPr>
           <w:lang w:val="id_ID" w:bidi="id_ID"/>
         </w:rPr>
         <w:t xml:space="preserve">). Dalam pidato perpisahannya, Samuel mengingatkan bangsa Israel tentang kuasa dan kepedulian Allah terhadap mereka (pasal </w:t>
       </w:r>
-      <w:hyperlink r:id="rId32">
-        <w:r>
-          <w:rPr>
-            <w:lang w:val="id_ID" w:bidi="id_ID"/>
-          </w:rPr>
-          <w:rPr>
-            <w:color w:val="0000EE"/>
-            <w:u w:val="single"/>
-          </w:rPr>
-          <w:t>12</w:t>
-        </w:r>
-      </w:hyperlink>
+      <w:r>
+        <w:rPr>
+          <w:lang w:val="id_ID" w:bidi="id_ID"/>
+        </w:rPr>
+        <w:t>12</w:t>
+      </w:r>
       <w:r>
         <w:rPr>
           <w:lang w:val="id_ID" w:bidi="id_ID"/>
@@ -699,108 +579,72 @@
         </w:rPr>
         <w:t xml:space="preserve">Pada awalnya, Saul adalah raja yang baik. Dia berhasil mengalahkan orang Amon yang bertetangga dan menyelamatkan kota Yabesh-Gilead dari kehancuran (psl. </w:t>
       </w:r>
-      <w:hyperlink r:id="rId33">
-        <w:r>
-          <w:rPr>
-            <w:lang w:val="id_ID" w:bidi="id_ID"/>
-          </w:rPr>
-          <w:rPr>
-            <w:color w:val="0000EE"/>
-            <w:u w:val="single"/>
-          </w:rPr>
-          <w:t>11</w:t>
-        </w:r>
-      </w:hyperlink>
+      <w:r>
+        <w:rPr>
+          <w:lang w:val="id_ID" w:bidi="id_ID"/>
+        </w:rPr>
+        <w:t>11</w:t>
+      </w:r>
       <w:r>
         <w:rPr>
           <w:lang w:val="id_ID" w:bidi="id_ID"/>
         </w:rPr>
         <w:t xml:space="preserve">). Namun, Saul segera menunjukkan ketidaktaatannya kepada Allah, membuktikan bahwa dia tidak layak menjadi raja Israel (psl. </w:t>
       </w:r>
-      <w:hyperlink r:id="rId34">
-        <w:r>
-          <w:rPr>
-            <w:lang w:val="id_ID" w:bidi="id_ID"/>
-          </w:rPr>
-          <w:rPr>
-            <w:color w:val="0000EE"/>
-            <w:u w:val="single"/>
-          </w:rPr>
-          <w:t>13</w:t>
-        </w:r>
-      </w:hyperlink>
+      <w:r>
+        <w:rPr>
+          <w:lang w:val="id_ID" w:bidi="id_ID"/>
+        </w:rPr>
+        <w:t>13</w:t>
+      </w:r>
       <w:r>
         <w:rPr>
           <w:lang w:val="id_ID" w:bidi="id_ID"/>
         </w:rPr>
         <w:t xml:space="preserve">, </w:t>
       </w:r>
-      <w:hyperlink r:id="rId35">
-        <w:r>
-          <w:rPr>
-            <w:lang w:val="id_ID" w:bidi="id_ID"/>
-          </w:rPr>
-          <w:rPr>
-            <w:color w:val="0000EE"/>
-            <w:u w:val="single"/>
-          </w:rPr>
-          <w:t>15</w:t>
-        </w:r>
-      </w:hyperlink>
+      <w:r>
+        <w:rPr>
+          <w:lang w:val="id_ID" w:bidi="id_ID"/>
+        </w:rPr>
+        <w:t>15</w:t>
+      </w:r>
       <w:r>
         <w:rPr>
           <w:lang w:val="id_ID" w:bidi="id_ID"/>
         </w:rPr>
         <w:t>). Sebaliknya, putra Saul yang berbudi luhur, Yonatan, tampaknya merupakan penerus yang ideal (</w:t>
       </w:r>
-      <w:hyperlink r:id="rId36">
-        <w:r>
-          <w:rPr>
-            <w:lang w:val="id_ID" w:bidi="id_ID"/>
-          </w:rPr>
-          <w:rPr>
-            <w:color w:val="0000EE"/>
-            <w:u w:val="single"/>
-          </w:rPr>
-          <w:t>1Sam. 14:1–52</w:t>
-        </w:r>
-      </w:hyperlink>
+      <w:r>
+        <w:rPr>
+          <w:lang w:val="id_ID" w:bidi="id_ID"/>
+        </w:rPr>
+        <w:t>1Sam. 14:1–52</w:t>
+      </w:r>
       <w:r>
         <w:rPr>
           <w:lang w:val="id_ID" w:bidi="id_ID"/>
         </w:rPr>
         <w:t xml:space="preserve">). Namun, Yonatan tidak akan menggantikan Saul karena Allah memiliki rencana yang berbeda (psl. </w:t>
       </w:r>
-      <w:hyperlink r:id="rId37">
-        <w:r>
-          <w:rPr>
-            <w:lang w:val="id_ID" w:bidi="id_ID"/>
-          </w:rPr>
-          <w:rPr>
-            <w:color w:val="0000EE"/>
-            <w:u w:val="single"/>
-          </w:rPr>
-          <w:t>16–31</w:t>
-        </w:r>
-      </w:hyperlink>
+      <w:r>
+        <w:rPr>
+          <w:lang w:val="id_ID" w:bidi="id_ID"/>
+        </w:rPr>
+        <w:t>16–31</w:t>
+      </w:r>
       <w:r>
         <w:rPr>
           <w:lang w:val="id_ID" w:bidi="id_ID"/>
         </w:rPr>
         <w:t>). Allah memerintahkan Samuel untuk mengurapi Daud secara diam-diam sebagai penerus Saul sementara Saul masih menjadi raja (</w:t>
       </w:r>
-      <w:hyperlink r:id="rId38">
-        <w:r>
-          <w:rPr>
-            <w:lang w:val="id_ID" w:bidi="id_ID"/>
-          </w:rPr>
-          <w:rPr>
-            <w:color w:val="0000EE"/>
-            <w:u w:val="single"/>
-          </w:rPr>
-          <w:t>1Sam. 16:1–13</w:t>
-        </w:r>
-      </w:hyperlink>
+      <w:r>
+        <w:rPr>
+          <w:lang w:val="id_ID" w:bidi="id_ID"/>
+        </w:rPr>
+        <w:t>1Sam. 16:1–13</w:t>
+      </w:r>
       <w:r>
         <w:rPr>
           <w:lang w:val="id_ID" w:bidi="id_ID"/>
@@ -821,108 +665,72 @@
         </w:rPr>
         <w:t>Hubungan Saul dengan Daud awalnya baik, sebagian karena bakat musik Daud (</w:t>
       </w:r>
-      <w:hyperlink r:id="rId39">
-        <w:r>
-          <w:rPr>
-            <w:lang w:val="id_ID" w:bidi="id_ID"/>
-          </w:rPr>
-          <w:rPr>
-            <w:color w:val="0000EE"/>
-            <w:u w:val="single"/>
-          </w:rPr>
-          <w:t>1Sam. 16:14–23</w:t>
-        </w:r>
-      </w:hyperlink>
+      <w:r>
+        <w:rPr>
+          <w:lang w:val="id_ID" w:bidi="id_ID"/>
+        </w:rPr>
+        <w:t>1Sam. 16:14–23</w:t>
+      </w:r>
       <w:r>
         <w:rPr>
           <w:lang w:val="id_ID" w:bidi="id_ID"/>
         </w:rPr>
         <w:t>). Namun, keberhasilan Daud melawan Goliat (</w:t>
       </w:r>
-      <w:hyperlink r:id="rId40">
-        <w:r>
-          <w:rPr>
-            <w:lang w:val="id_ID" w:bidi="id_ID"/>
-          </w:rPr>
-          <w:rPr>
-            <w:color w:val="0000EE"/>
-            <w:u w:val="single"/>
-          </w:rPr>
-          <w:t>1Sam. 17:1–58</w:t>
-        </w:r>
-      </w:hyperlink>
+      <w:r>
+        <w:rPr>
+          <w:lang w:val="id_ID" w:bidi="id_ID"/>
+        </w:rPr>
+        <w:t>1Sam. 17:1–58</w:t>
+      </w:r>
       <w:r>
         <w:rPr>
           <w:lang w:val="id_ID" w:bidi="id_ID"/>
         </w:rPr>
         <w:t>) membuat Saul cemburu (</w:t>
       </w:r>
-      <w:hyperlink r:id="rId41">
-        <w:r>
-          <w:rPr>
-            <w:lang w:val="id_ID" w:bidi="id_ID"/>
-          </w:rPr>
-          <w:rPr>
-            <w:color w:val="0000EE"/>
-            <w:u w:val="single"/>
-          </w:rPr>
-          <w:t>1Sam. 18:6–16</w:t>
-        </w:r>
-      </w:hyperlink>
+      <w:r>
+        <w:rPr>
+          <w:lang w:val="id_ID" w:bidi="id_ID"/>
+        </w:rPr>
+        <w:t>1Sam. 18:6–16</w:t>
+      </w:r>
       <w:r>
         <w:rPr>
           <w:lang w:val="id_ID" w:bidi="id_ID"/>
         </w:rPr>
         <w:t>), dan Saul berusaha menghilangkan ancaman yang ditimbulkan oleh Daud terhadap kedudukannya sebagai raja. Ia membawa Daud ke dalam keluarganya melalui pernikahan untuk menciptakan peluang lebih besar untuk membunuhnya (</w:t>
       </w:r>
-      <w:hyperlink r:id="rId42">
-        <w:r>
-          <w:rPr>
-            <w:lang w:val="id_ID" w:bidi="id_ID"/>
-          </w:rPr>
-          <w:rPr>
-            <w:color w:val="0000EE"/>
-            <w:u w:val="single"/>
-          </w:rPr>
-          <w:t>1Sam. 18:17–29</w:t>
-        </w:r>
-      </w:hyperlink>
+      <w:r>
+        <w:rPr>
+          <w:lang w:val="id_ID" w:bidi="id_ID"/>
+        </w:rPr>
+        <w:t>1Sam. 18:17–29</w:t>
+      </w:r>
       <w:r>
         <w:rPr>
           <w:lang w:val="id_ID" w:bidi="id_ID"/>
         </w:rPr>
         <w:t>). Dia menyerang Daud secara langsung (</w:t>
       </w:r>
-      <w:hyperlink r:id="rId43">
-        <w:r>
-          <w:rPr>
-            <w:lang w:val="id_ID" w:bidi="id_ID"/>
-          </w:rPr>
-          <w:rPr>
-            <w:color w:val="0000EE"/>
-            <w:u w:val="single"/>
-          </w:rPr>
-          <w:t>1Sam. 19:1–10</w:t>
-        </w:r>
-      </w:hyperlink>
+      <w:r>
+        <w:rPr>
+          <w:lang w:val="id_ID" w:bidi="id_ID"/>
+        </w:rPr>
+        <w:t>1Sam. 19:1–10</w:t>
+      </w:r>
       <w:r>
         <w:rPr>
           <w:lang w:val="id_ID" w:bidi="id_ID"/>
         </w:rPr>
         <w:t xml:space="preserve">) dan mengeksekusi siapa pun yang menyembunyikan Daud (pasal </w:t>
       </w:r>
-      <w:hyperlink r:id="rId44">
-        <w:r>
-          <w:rPr>
-            <w:lang w:val="id_ID" w:bidi="id_ID"/>
-          </w:rPr>
-          <w:rPr>
-            <w:color w:val="0000EE"/>
-            <w:u w:val="single"/>
-          </w:rPr>
-          <w:t>21–22</w:t>
-        </w:r>
-      </w:hyperlink>
+      <w:r>
+        <w:rPr>
+          <w:lang w:val="id_ID" w:bidi="id_ID"/>
+        </w:rPr>
+        <w:t>21–22</w:t>
+      </w:r>
       <w:r>
         <w:rPr>
           <w:lang w:val="id_ID" w:bidi="id_ID"/>
@@ -943,36 +751,24 @@
         </w:rPr>
         <w:t>Baik Saul maupun Yonatan gugur dalam pertempuran melawan orang Filistin (</w:t>
       </w:r>
-      <w:hyperlink r:id="rId45">
-        <w:r>
-          <w:rPr>
-            <w:lang w:val="id_ID" w:bidi="id_ID"/>
-          </w:rPr>
-          <w:rPr>
-            <w:color w:val="0000EE"/>
-            <w:u w:val="single"/>
-          </w:rPr>
-          <w:t>1Sam. 31:1–6</w:t>
-        </w:r>
-      </w:hyperlink>
+      <w:r>
+        <w:rPr>
+          <w:lang w:val="id_ID" w:bidi="id_ID"/>
+        </w:rPr>
+        <w:t>1Sam. 31:1–6</w:t>
+      </w:r>
       <w:r>
         <w:rPr>
           <w:lang w:val="id_ID" w:bidi="id_ID"/>
         </w:rPr>
         <w:t xml:space="preserve">). Hal ini membuka jalan bagi Daud untuk memulai pemerintahannya, meskipun bukan tanpa kesulitan (lihat </w:t>
       </w:r>
-      <w:hyperlink r:id="rId46">
-        <w:r>
-          <w:rPr>
-            <w:lang w:val="id_ID" w:bidi="id_ID"/>
-          </w:rPr>
-          <w:rPr>
-            <w:color w:val="0000EE"/>
-            <w:u w:val="single"/>
-          </w:rPr>
-          <w:t>2Sam. 1:1–5:5</w:t>
-        </w:r>
-      </w:hyperlink>
+      <w:r>
+        <w:rPr>
+          <w:lang w:val="id_ID" w:bidi="id_ID"/>
+        </w:rPr>
+        <w:t>2Sam. 1:1–5:5</w:t>
+      </w:r>
       <w:r>
         <w:rPr>
           <w:lang w:val="id_ID" w:bidi="id_ID"/>
@@ -1004,18 +800,12 @@
         </w:rPr>
         <w:t xml:space="preserve">Judul "Samuel" diambil dari peran penting yang dimainkan Samuel dalam transisi Israel menuju monarki, bukan dari penulisan Kitab. Samuel mungkin menulis bagian dari 1 Samuel, tetapi dia tidak mungkin menulis bagian mana pun dari 2 Samuel, karena kematiannya dicatat dalam </w:t>
       </w:r>
-      <w:hyperlink r:id="rId47">
-        <w:r>
-          <w:rPr>
-            <w:lang w:val="id_ID" w:bidi="id_ID"/>
-          </w:rPr>
-          <w:rPr>
-            <w:color w:val="0000EE"/>
-            <w:u w:val="single"/>
-          </w:rPr>
-          <w:t>1 Samuel 25:1</w:t>
-        </w:r>
-      </w:hyperlink>
+      <w:r>
+        <w:rPr>
+          <w:lang w:val="id_ID" w:bidi="id_ID"/>
+        </w:rPr>
+        <w:t>1 Samuel 25:1</w:t>
+      </w:r>
       <w:r>
         <w:rPr>
           <w:lang w:val="id_ID" w:bidi="id_ID"/>
@@ -1061,18 +851,12 @@
         </w:rPr>
         <w:t>Beberapa ahli berpendapat bahwa Kitab 1–2 Samuel (bersama dengan Kitab 1–2 Raja-raja, yang awalnya merupakan satu Kitab) disusun dari berbagai sumber selama atau setelah Pembuangan Babilonia (586–538 Sebelum Masehi). Beberapa sumber pasti digunakan dalam Kitab 1–2 Samuel—misalnya, Samuel, Natan, dan Gad semuanya mencatat peristiwa dari kehidupan Daud (</w:t>
       </w:r>
-      <w:hyperlink r:id="rId48">
-        <w:r>
-          <w:rPr>
-            <w:lang w:val="id_ID" w:bidi="id_ID"/>
-          </w:rPr>
-          <w:rPr>
-            <w:color w:val="0000EE"/>
-            <w:u w:val="single"/>
-          </w:rPr>
-          <w:t>1 Tawarikh 29:29</w:t>
-        </w:r>
-      </w:hyperlink>
+      <w:r>
+        <w:rPr>
+          <w:lang w:val="id_ID" w:bidi="id_ID"/>
+        </w:rPr>
+        <w:t>1 Tawarikh 29:29</w:t>
+      </w:r>
       <w:r>
         <w:rPr>
           <w:lang w:val="id_ID" w:bidi="id_ID"/>
@@ -1143,72 +927,48 @@
         </w:rPr>
         <w:t xml:space="preserve">Penekanan pada kerajaan dalam Kitab 1 Samuel pertama kali muncul dalam Doa Hana (lihat </w:t>
       </w:r>
-      <w:hyperlink r:id="rId49">
-        <w:r>
-          <w:rPr>
-            <w:lang w:val="id_ID" w:bidi="id_ID"/>
-          </w:rPr>
-          <w:rPr>
-            <w:color w:val="0000EE"/>
-            <w:u w:val="single"/>
-          </w:rPr>
-          <w:t>1Sam. 2:10</w:t>
-        </w:r>
-      </w:hyperlink>
+      <w:r>
+        <w:rPr>
+          <w:lang w:val="id_ID" w:bidi="id_ID"/>
+        </w:rPr>
+        <w:t>1Sam. 2:10</w:t>
+      </w:r>
       <w:r>
         <w:rPr>
           <w:lang w:val="id_ID" w:bidi="id_ID"/>
         </w:rPr>
         <w:t>). Gagasan bahwa Israel akan memiliki seorang raja sama tuanya dengan janji Allah kepada Abraham dan Sara (</w:t>
       </w:r>
-      <w:hyperlink r:id="rId50">
-        <w:r>
-          <w:rPr>
-            <w:lang w:val="id_ID" w:bidi="id_ID"/>
-          </w:rPr>
-          <w:rPr>
-            <w:color w:val="0000EE"/>
-            <w:u w:val="single"/>
-          </w:rPr>
-          <w:t>Kej. 17:6</w:t>
-        </w:r>
-      </w:hyperlink>
+      <w:r>
+        <w:rPr>
+          <w:lang w:val="id_ID" w:bidi="id_ID"/>
+        </w:rPr>
+        <w:t>Kej. 17:6</w:t>
+      </w:r>
       <w:r>
         <w:rPr>
           <w:lang w:val="id_ID" w:bidi="id_ID"/>
         </w:rPr>
         <w:t xml:space="preserve">, </w:t>
       </w:r>
-      <w:hyperlink r:id="rId51">
-        <w:r>
-          <w:rPr>
-            <w:lang w:val="id_ID" w:bidi="id_ID"/>
-          </w:rPr>
-          <w:rPr>
-            <w:color w:val="0000EE"/>
-            <w:u w:val="single"/>
-          </w:rPr>
-          <w:t>16</w:t>
-        </w:r>
-      </w:hyperlink>
+      <w:r>
+        <w:rPr>
+          <w:lang w:val="id_ID" w:bidi="id_ID"/>
+        </w:rPr>
+        <w:t>16</w:t>
+      </w:r>
       <w:r>
         <w:rPr>
           <w:lang w:val="id_ID" w:bidi="id_ID"/>
         </w:rPr>
         <w:t xml:space="preserve">). Allah tidak memerintahkan maupun melarang monarki, tetapi hanya menjabarkan tindakan-rindakan berlebihan yang harus dihindari oleh raja-raja Israel (lihat </w:t>
       </w:r>
-      <w:hyperlink r:id="rId13">
-        <w:r>
-          <w:rPr>
-            <w:lang w:val="id_ID" w:bidi="id_ID"/>
-          </w:rPr>
-          <w:rPr>
-            <w:color w:val="0000EE"/>
-            <w:u w:val="single"/>
-          </w:rPr>
-          <w:t>Ul. 17:14–20</w:t>
-        </w:r>
-      </w:hyperlink>
+      <w:r>
+        <w:rPr>
+          <w:lang w:val="id_ID" w:bidi="id_ID"/>
+        </w:rPr>
+        <w:t>Ul. 17:14–20</w:t>
+      </w:r>
       <w:r>
         <w:rPr>
           <w:lang w:val="id_ID" w:bidi="id_ID"/>
@@ -1229,18 +989,12 @@
         </w:rPr>
         <w:t xml:space="preserve">Selama masa para hakim, Israel mengalami penurunan yang signifikan, baik secara spiritual maupun nasional. Kemerosotan yang berkelanjutan ini mencapai puncaknya yang mengerikan dalam </w:t>
       </w:r>
-      <w:hyperlink r:id="rId17">
-        <w:r>
-          <w:rPr>
-            <w:lang w:val="id_ID" w:bidi="id_ID"/>
-          </w:rPr>
-          <w:rPr>
-            <w:color w:val="0000EE"/>
-            <w:u w:val="single"/>
-          </w:rPr>
-          <w:t>Hakim-hakim 17–21</w:t>
-        </w:r>
-      </w:hyperlink>
+      <w:r>
+        <w:rPr>
+          <w:lang w:val="id_ID" w:bidi="id_ID"/>
+        </w:rPr>
+        <w:t>Hakim-hakim 17–21</w:t>
+      </w:r>
       <w:r>
         <w:rPr>
           <w:lang w:val="id_ID" w:bidi="id_ID"/>
@@ -1261,90 +1015,60 @@
         </w:rPr>
         <w:t>Jika tanggung jawab raja adalah mengelola Perjanjian (</w:t>
       </w:r>
-      <w:hyperlink r:id="rId16">
-        <w:r>
-          <w:rPr>
-            <w:lang w:val="id_ID" w:bidi="id_ID"/>
-          </w:rPr>
-          <w:rPr>
-            <w:color w:val="0000EE"/>
-            <w:u w:val="single"/>
-          </w:rPr>
-          <w:t>Ul. 17:18–20</w:t>
-        </w:r>
-      </w:hyperlink>
+      <w:r>
+        <w:rPr>
+          <w:lang w:val="id_ID" w:bidi="id_ID"/>
+        </w:rPr>
+        <w:t>Ul. 17:18–20</w:t>
+      </w:r>
       <w:r>
         <w:rPr>
           <w:lang w:val="id_ID" w:bidi="id_ID"/>
         </w:rPr>
         <w:t>), maka tugas nabi adalah menafsirkan ketentuannya. Karena alasan ini, nabi Samuel melindungi klaimnya yang diotorisasi secara ilahi atas raja-raja dengan semangat yang kudus. Samuel tidak hanya mengurapi dua raja pertama Israel (</w:t>
       </w:r>
-      <w:hyperlink r:id="rId52">
-        <w:r>
-          <w:rPr>
-            <w:lang w:val="id_ID" w:bidi="id_ID"/>
-          </w:rPr>
-          <w:rPr>
-            <w:color w:val="0000EE"/>
-            <w:u w:val="single"/>
-          </w:rPr>
-          <w:t>1Sam. 10:1</w:t>
-        </w:r>
-      </w:hyperlink>
+      <w:r>
+        <w:rPr>
+          <w:lang w:val="id_ID" w:bidi="id_ID"/>
+        </w:rPr>
+        <w:t>1Sam. 10:1</w:t>
+      </w:r>
       <w:r>
         <w:rPr>
           <w:lang w:val="id_ID" w:bidi="id_ID"/>
         </w:rPr>
         <w:t xml:space="preserve">; </w:t>
       </w:r>
-      <w:hyperlink r:id="rId53">
-        <w:r>
-          <w:rPr>
-            <w:lang w:val="id_ID" w:bidi="id_ID"/>
-          </w:rPr>
-          <w:rPr>
-            <w:color w:val="0000EE"/>
-            <w:u w:val="single"/>
-          </w:rPr>
-          <w:t>16:13</w:t>
-        </w:r>
-      </w:hyperlink>
+      <w:r>
+        <w:rPr>
+          <w:lang w:val="id_ID" w:bidi="id_ID"/>
+        </w:rPr>
+        <w:t>16:13</w:t>
+      </w:r>
       <w:r>
         <w:rPr>
           <w:lang w:val="id_ID" w:bidi="id_ID"/>
         </w:rPr>
         <w:t>), tetapi dia juga harus menegur raja ketika melampaui batas-batas perjanjian (</w:t>
       </w:r>
-      <w:hyperlink r:id="rId54">
-        <w:r>
-          <w:rPr>
-            <w:lang w:val="id_ID" w:bidi="id_ID"/>
-          </w:rPr>
-          <w:rPr>
-            <w:color w:val="0000EE"/>
-            <w:u w:val="single"/>
-          </w:rPr>
-          <w:t>1Sam. 13:8–15</w:t>
-        </w:r>
-      </w:hyperlink>
+      <w:r>
+        <w:rPr>
+          <w:lang w:val="id_ID" w:bidi="id_ID"/>
+        </w:rPr>
+        <w:t>1Sam. 13:8–15</w:t>
+      </w:r>
       <w:r>
         <w:rPr>
           <w:lang w:val="id_ID" w:bidi="id_ID"/>
         </w:rPr>
         <w:t xml:space="preserve">; </w:t>
       </w:r>
-      <w:hyperlink r:id="rId55">
-        <w:r>
-          <w:rPr>
-            <w:lang w:val="id_ID" w:bidi="id_ID"/>
-          </w:rPr>
-          <w:rPr>
-            <w:color w:val="0000EE"/>
-            <w:u w:val="single"/>
-          </w:rPr>
-          <w:t>15:10–33</w:t>
-        </w:r>
-      </w:hyperlink>
+      <w:r>
+        <w:rPr>
+          <w:lang w:val="id_ID" w:bidi="id_ID"/>
+        </w:rPr>
+        <w:t>15:10–33</w:t>
+      </w:r>
       <w:r>
         <w:rPr>
           <w:lang w:val="id_ID" w:bidi="id_ID"/>
@@ -1379,108 +1103,72 @@
         </w:rPr>
         <w:t xml:space="preserve">Terlepas dari kekecewaan mendalam pada era Hakim-hakim dan awal monarki, kendali berdaulat Allah atas sejarah Israel ditunjukkan dalam beberapa cara: (1) Seorang perempuan yang sebelumnya mandul melahirkan Samuel, perantara Allah untuk transisi ke monarki (psl. </w:t>
       </w:r>
-      <w:hyperlink r:id="rId56">
-        <w:r>
-          <w:rPr>
-            <w:lang w:val="id_ID" w:bidi="id_ID"/>
-          </w:rPr>
-          <w:rPr>
-            <w:color w:val="0000EE"/>
-            <w:u w:val="single"/>
-          </w:rPr>
-          <w:t>1</w:t>
-        </w:r>
-      </w:hyperlink>
+      <w:r>
+        <w:rPr>
+          <w:lang w:val="id_ID" w:bidi="id_ID"/>
+        </w:rPr>
+        <w:t>1</w:t>
+      </w:r>
       <w:r>
         <w:rPr>
           <w:lang w:val="id_ID" w:bidi="id_ID"/>
         </w:rPr>
         <w:t xml:space="preserve">); (2) kemenangan yang dahsyat atas bangsa Filistin berubah menjadi kekalahan bangsa Filistin tanpa campur tangan manusia (psl. </w:t>
       </w:r>
-      <w:hyperlink r:id="rId57">
-        <w:r>
-          <w:rPr>
-            <w:lang w:val="id_ID" w:bidi="id_ID"/>
-          </w:rPr>
-          <w:rPr>
-            <w:color w:val="0000EE"/>
-            <w:u w:val="single"/>
-          </w:rPr>
-          <w:t>4–6</w:t>
-        </w:r>
-      </w:hyperlink>
+      <w:r>
+        <w:rPr>
+          <w:lang w:val="id_ID" w:bidi="id_ID"/>
+        </w:rPr>
+        <w:t>4–6</w:t>
+      </w:r>
       <w:r>
         <w:rPr>
           <w:lang w:val="id_ID" w:bidi="id_ID"/>
         </w:rPr>
         <w:t xml:space="preserve">); (3) raja yang dituntut oleh rakyat menjadi orang yang diurapi Allah (psl. </w:t>
       </w:r>
-      <w:hyperlink r:id="rId58">
-        <w:r>
-          <w:rPr>
-            <w:lang w:val="id_ID" w:bidi="id_ID"/>
-          </w:rPr>
-          <w:rPr>
-            <w:color w:val="0000EE"/>
-            <w:u w:val="single"/>
-          </w:rPr>
-          <w:t>8–10</w:t>
-        </w:r>
-      </w:hyperlink>
+      <w:r>
+        <w:rPr>
+          <w:lang w:val="id_ID" w:bidi="id_ID"/>
+        </w:rPr>
+        <w:t>8–10</w:t>
+      </w:r>
       <w:r>
         <w:rPr>
           <w:lang w:val="id_ID" w:bidi="id_ID"/>
         </w:rPr>
         <w:t xml:space="preserve">); (4) raja ini ditolak oleh Allah karena ketidaksetiaannya (psl. </w:t>
       </w:r>
-      <w:hyperlink r:id="rId34">
-        <w:r>
-          <w:rPr>
-            <w:lang w:val="id_ID" w:bidi="id_ID"/>
-          </w:rPr>
-          <w:rPr>
-            <w:color w:val="0000EE"/>
-            <w:u w:val="single"/>
-          </w:rPr>
-          <w:t>13</w:t>
-        </w:r>
-      </w:hyperlink>
+      <w:r>
+        <w:rPr>
+          <w:lang w:val="id_ID" w:bidi="id_ID"/>
+        </w:rPr>
+        <w:t>13</w:t>
+      </w:r>
       <w:r>
         <w:rPr>
           <w:lang w:val="id_ID" w:bidi="id_ID"/>
         </w:rPr>
         <w:t xml:space="preserve">, </w:t>
       </w:r>
-      <w:hyperlink r:id="rId35">
-        <w:r>
-          <w:rPr>
-            <w:lang w:val="id_ID" w:bidi="id_ID"/>
-          </w:rPr>
-          <w:rPr>
-            <w:color w:val="0000EE"/>
-            <w:u w:val="single"/>
-          </w:rPr>
-          <w:t>15</w:t>
-        </w:r>
-      </w:hyperlink>
+      <w:r>
+        <w:rPr>
+          <w:lang w:val="id_ID" w:bidi="id_ID"/>
+        </w:rPr>
+        <w:t>15</w:t>
+      </w:r>
       <w:r>
         <w:rPr>
           <w:lang w:val="id_ID" w:bidi="id_ID"/>
         </w:rPr>
         <w:t xml:space="preserve">); dan (5) anak kedelapan dari keluarga yang tidak ternama, seorang yang berkenan di hati Allah, dipilih sebagai raja Israel di masa yang akan datang (psl. </w:t>
       </w:r>
-      <w:hyperlink r:id="rId59">
-        <w:r>
-          <w:rPr>
-            <w:lang w:val="id_ID" w:bidi="id_ID"/>
-          </w:rPr>
-          <w:rPr>
-            <w:color w:val="0000EE"/>
-            <w:u w:val="single"/>
-          </w:rPr>
-          <w:t>16</w:t>
-        </w:r>
-      </w:hyperlink>
+      <w:r>
+        <w:rPr>
+          <w:lang w:val="id_ID" w:bidi="id_ID"/>
+        </w:rPr>
+        <w:t>16</w:t>
+      </w:r>
       <w:r>
         <w:rPr>
           <w:lang w:val="id_ID" w:bidi="id_ID"/>
@@ -1501,54 +1189,36 @@
         </w:rPr>
         <w:t>Tidak seperti pemerintahan Saul, kerajaan Daud atas Israel bertahan, dan salah satu keturunannya kemudian menjadi Raja berdaulat atas seluruh dunia. Yesus adalah ahli waris terakhir takhta Daud (</w:t>
       </w:r>
-      <w:hyperlink r:id="rId60">
-        <w:r>
-          <w:rPr>
-            <w:lang w:val="id_ID" w:bidi="id_ID"/>
-          </w:rPr>
-          <w:rPr>
-            <w:color w:val="0000EE"/>
-            <w:u w:val="single"/>
-          </w:rPr>
-          <w:t>Yoh. 7:42</w:t>
-        </w:r>
-      </w:hyperlink>
+      <w:r>
+        <w:rPr>
+          <w:lang w:val="id_ID" w:bidi="id_ID"/>
+        </w:rPr>
+        <w:t>Yoh. 7:42</w:t>
+      </w:r>
       <w:r>
         <w:rPr>
           <w:lang w:val="id_ID" w:bidi="id_ID"/>
         </w:rPr>
         <w:t xml:space="preserve">; </w:t>
       </w:r>
-      <w:hyperlink r:id="rId61">
-        <w:r>
-          <w:rPr>
-            <w:lang w:val="id_ID" w:bidi="id_ID"/>
-          </w:rPr>
-          <w:rPr>
-            <w:color w:val="0000EE"/>
-            <w:u w:val="single"/>
-          </w:rPr>
-          <w:t>Why. 5:5</w:t>
-        </w:r>
-      </w:hyperlink>
+      <w:r>
+        <w:rPr>
+          <w:lang w:val="id_ID" w:bidi="id_ID"/>
+        </w:rPr>
+        <w:t>Why. 5:5</w:t>
+      </w:r>
       <w:r>
         <w:rPr>
           <w:lang w:val="id_ID" w:bidi="id_ID"/>
         </w:rPr>
         <w:t xml:space="preserve">; </w:t>
       </w:r>
-      <w:hyperlink r:id="rId62">
-        <w:r>
-          <w:rPr>
-            <w:lang w:val="id_ID" w:bidi="id_ID"/>
-          </w:rPr>
-          <w:rPr>
-            <w:color w:val="0000EE"/>
-            <w:u w:val="single"/>
-          </w:rPr>
-          <w:t>11:15</w:t>
-        </w:r>
-      </w:hyperlink>
+      <w:r>
+        <w:rPr>
+          <w:lang w:val="id_ID" w:bidi="id_ID"/>
+        </w:rPr>
+        <w:t>11:15</w:t>
+      </w:r>
       <w:r>
         <w:rPr>
           <w:lang w:val="id_ID" w:bidi="id_ID"/>
